--- a/content/Bios/John_Walsh.docx
+++ b/content/Bios/John_Walsh.docx
@@ -1,198 +1,8 @@
 
 <file path=word/document.xml><?xml version="1.0" encoding="utf-8"?>
-<w:document xmlns:w14="http://schemas.microsoft.com/office/word/2010/wordml" xmlns:wp14="http://schemas.microsoft.com/office/word/2010/wordprocessingDrawing" xmlns:w="http://schemas.openxmlformats.org/wordprocessingml/2006/main" xmlns:m="http://schemas.openxmlformats.org/officeDocument/2006/math" xmlns:r="http://schemas.openxmlformats.org/officeDocument/2006/relationships" xmlns:o="urn:schemas-microsoft-com:office:office" xmlns:v="urn:schemas-microsoft-com:vml" xmlns:w10="urn:schemas-microsoft-com:office:word" xmlns:a="http://schemas.openxmlformats.org/drawingml/2006/main" xmlns:pic="http://schemas.openxmlformats.org/drawingml/2006/picture" xmlns:wp="http://schemas.openxmlformats.org/drawingml/2006/wordprocessingDrawing" xmlns:mc="http://schemas.openxmlformats.org/markup-compatibility/2006" mc:Ignorable="w14 wp14">
+<w:document xmlns:ns1="http://schemas.openxmlformats.org/markup-compatibility/2006" xmlns:ns2="http://schemas.microsoft.com/office/word/2010/wordml" xmlns:w="http://schemas.openxmlformats.org/wordprocessingml/2006/main" ns1:Ignorable="w14 wp14">
   <w:body>
-    <w:p xmlns:wp14="http://schemas.microsoft.com/office/word/2010/wordml" wp14:textId="77777777">
-      <w:pPr>
-        <w:pStyle w:val="FirstParagraph"/>
-      </w:pPr>
-      <w:r>
-        <w:rPr/>
-        <w:t>2012 Hall of Fame Inductee John P. Walsh – Greeley</w:t>
-      </w:r>
-      <w:r>
-        <w:rPr/>
-        <w:t xml:space="preserve"> </w:t>
-      </w:r>
-      <w:r>
-        <w:rPr/>
-        <w:t>John Walsh was born on November 25, 1943, in Anaconda, Montana. He attended Anaconda</w:t>
-      </w:r>
-      <w:r>
-        <w:rPr/>
-        <w:t xml:space="preserve"> </w:t>
-      </w:r>
-      <w:r>
-        <w:rPr/>
-        <w:t xml:space="preserve">Central High </w:t>
-      </w:r>
-      <w:r>
-        <w:rPr/>
-        <w:t>School where he graduated</w:t>
-      </w:r>
-      <w:r>
-        <w:rPr/>
-        <w:t xml:space="preserve"> in 1962. John then went to study at Carroll College</w:t>
-      </w:r>
-      <w:r>
-        <w:rPr/>
-        <w:t xml:space="preserve"> </w:t>
-      </w:r>
-      <w:r>
-        <w:rPr/>
-        <w:t>in Helena, Montana and received a bachelor’s degree in 1966. He continued to the</w:t>
-      </w:r>
-      <w:r>
-        <w:rPr/>
-        <w:t xml:space="preserve"> </w:t>
-      </w:r>
-      <w:r>
-        <w:rPr/>
-        <w:t>University of Montana in Missoula to achieve a teaching certificate in 1967 and on to</w:t>
-      </w:r>
-      <w:r>
-        <w:rPr/>
-        <w:t xml:space="preserve"> </w:t>
-      </w:r>
-      <w:r>
-        <w:rPr/>
-        <w:t>Spokane, Washington’s Gonzaga School of Law for another year.</w:t>
-      </w:r>
-      <w:r>
-        <w:rPr/>
-        <w:t xml:space="preserve"> </w:t>
-      </w:r>
-      <w:r>
-        <w:rPr/>
-        <w:t>John’s baseball umpire career lasted from 1971 until 1999 in the State of Colorado where he</w:t>
-      </w:r>
-      <w:r>
-        <w:rPr/>
-        <w:t xml:space="preserve"> </w:t>
-      </w:r>
-      <w:r>
-        <w:rPr/>
-        <w:t>umpired state tournaments in all classifications.</w:t>
-      </w:r>
-      <w:r>
-        <w:rPr/>
-        <w:t xml:space="preserve"> He worked in three Legion C State</w:t>
-      </w:r>
-      <w:r>
-        <w:rPr/>
-        <w:t xml:space="preserve"> </w:t>
-      </w:r>
-      <w:r>
-        <w:rPr/>
-        <w:t xml:space="preserve">Tournaments, three Legion A State </w:t>
-      </w:r>
-      <w:r>
-        <w:rPr/>
-        <w:t>Tournaments</w:t>
-      </w:r>
-      <w:r>
-        <w:rPr/>
-        <w:t xml:space="preserve"> and two Legion B State Tournaments. He</w:t>
-      </w:r>
-      <w:r>
-        <w:rPr/>
-        <w:t xml:space="preserve"> </w:t>
-      </w:r>
-      <w:r>
-        <w:rPr/>
-        <w:t>also umpired innumerable District State Tournaments and Summer Legion Programs.</w:t>
-      </w:r>
-      <w:r>
-        <w:rPr/>
-        <w:t xml:space="preserve"> </w:t>
-      </w:r>
-      <w:r>
-        <w:rPr/>
-        <w:t>As well as being an accomplished umpire, John also played four years of College Baseball at</w:t>
-      </w:r>
-      <w:r>
-        <w:rPr/>
-        <w:t xml:space="preserve"> </w:t>
-      </w:r>
-      <w:r>
-        <w:rPr/>
-        <w:t xml:space="preserve">Carroll College in Montana and two years of </w:t>
-      </w:r>
-      <w:r>
-        <w:rPr/>
-        <w:t>SemiPro</w:t>
-      </w:r>
-      <w:r>
-        <w:rPr/>
-        <w:t xml:space="preserve"> Baseball in Southwestern Montana.</w:t>
-      </w:r>
-      <w:r>
-        <w:rPr/>
-        <w:t xml:space="preserve"> </w:t>
-      </w:r>
-      <w:r>
-        <w:rPr/>
-        <w:t>Some of John’s many accomplishments include serving as Area Vice President for four years,</w:t>
-      </w:r>
-      <w:r>
-        <w:rPr/>
-        <w:t xml:space="preserve"> </w:t>
-      </w:r>
-      <w:r>
-        <w:rPr/>
-        <w:t>President of CFOA from 1999-2000 and he was the Area Director for Colorado High School</w:t>
-      </w:r>
-      <w:r>
-        <w:rPr/>
-        <w:t xml:space="preserve"> </w:t>
-      </w:r>
-      <w:r>
-        <w:rPr/>
-        <w:t>Basketball Association for six years. He also received the Greeley Baseball Umpires</w:t>
-      </w:r>
-      <w:r>
-        <w:rPr/>
-        <w:t xml:space="preserve"> </w:t>
-      </w:r>
-      <w:r>
-        <w:rPr/>
-        <w:t>Association Appreciation Honors Award for Years of Service and Dedication to Baseball in</w:t>
-      </w:r>
-      <w:r>
-        <w:rPr/>
-        <w:t xml:space="preserve"> </w:t>
-      </w:r>
-      <w:r>
-        <w:rPr/>
-        <w:t>Northern Colorado on March 30th, 2000. A very accomplished man.</w:t>
-      </w:r>
-    </w:p>
-    <w:p>
-      <w:pPr>
-        <w:pStyle w:val="BodyText"/>
-      </w:pPr>
-    </w:p>
-    <w:p>
-      <w:pPr>
-        <w:pStyle w:val="Heading2"/>
-        <w:spacing w:before="261" w:beforeAutospacing="off" w:after="261" w:afterAutospacing="off" w:line="300" w:lineRule="auto"/>
-      </w:pPr>
-      <w:r>
-        <w:rPr>
-          <w:rFonts w:ascii="Segoe UI" w:hAnsi="Segoe UI" w:eastAsia="Segoe UI" w:cs="Segoe UI"/>
-          <w:b w:val="1"/>
-          <w:bCs w:val="1"/>
-          <w:i w:val="0"/>
-          <w:iCs w:val="0"/>
-          <w:noProof w:val="0"/>
-          <w:sz w:val="31"/>
-          <w:szCs w:val="31"/>
-          <w:lang w:val="en-US"/>
-        </w:rPr>
-        <w:t>Revised Biography: John P. Walsh</w:t>
-      </w:r>
-    </w:p>
-    <w:p>
+    <w:p ns2:paraId="35D69F56" ns2:textId="57A24851">
       <w:pPr>
         <w:spacing w:before="210" w:beforeAutospacing="off" w:after="210" w:afterAutospacing="off" w:line="300" w:lineRule="auto"/>
       </w:pPr>
@@ -211,7 +21,7 @@
         <w:t>2012 Hall of Fame Inductee – Greeley</w:t>
       </w:r>
     </w:p>
-    <w:p>
+    <w:p ns2:paraId="1934E9A2" ns2:textId="2B6F9561">
       <w:pPr>
         <w:spacing w:before="210" w:beforeAutospacing="off" w:after="210" w:afterAutospacing="off" w:line="300" w:lineRule="auto"/>
         <w:rPr>
@@ -381,7 +191,7 @@
         <w:t xml:space="preserve"> in Spokane, Washington.</w:t>
       </w:r>
     </w:p>
-    <w:p>
+    <w:p ns2:paraId="6C427CDB" ns2:textId="54C520D0">
       <w:pPr>
         <w:spacing w:before="210" w:beforeAutospacing="off" w:after="210" w:afterAutospacing="off" w:line="300" w:lineRule="auto"/>
         <w:rPr>
@@ -523,7 +333,7 @@
         <w:t xml:space="preserve"> district tournaments and Summer Legion assignments.</w:t>
       </w:r>
     </w:p>
-    <w:p>
+    <w:p ns2:paraId="32587720" ns2:textId="0A4DFF98">
       <w:pPr>
         <w:spacing w:before="210" w:beforeAutospacing="off" w:after="210" w:afterAutospacing="off" w:line="300" w:lineRule="auto"/>
         <w:rPr>
@@ -581,7 +391,7 @@
         <w:t xml:space="preserve"> and spent two seasons playing Semi‑Pro baseball in southwestern Montana.</w:t>
       </w:r>
     </w:p>
-    <w:p>
+    <w:p ns2:paraId="66375D00" ns2:textId="5D8781E3">
       <w:pPr>
         <w:spacing w:before="210" w:beforeAutospacing="off" w:after="210" w:afterAutospacing="off" w:line="300" w:lineRule="auto"/>
         <w:rPr>
@@ -723,7 +533,7 @@
         <w:t xml:space="preserve"> for his years of service and dedication to baseball in northern Colorado.</w:t>
       </w:r>
     </w:p>
-    <w:p>
+    <w:p ns2:paraId="011A52B2" ns2:textId="677D46F5">
       <w:pPr>
         <w:spacing w:before="210" w:beforeAutospacing="off" w:after="210" w:afterAutospacing="off" w:line="300" w:lineRule="auto"/>
         <w:rPr>
@@ -753,7 +563,7 @@
         <w:t>A respected official, educator, and community contributor, John Walsh exemplified professionalism throughout his long and accomplished career.</w:t>
       </w:r>
     </w:p>
-    <w:p>
+    <w:p ns2:paraId="42AC6ED0" ns2:textId="296D13CF">
       <w:pPr>
         <w:pStyle w:val="BodyText"/>
       </w:pPr>
